--- a/TheorynCoding/Study Material/Java Overall/Java Overall/Quick Java/oza sir/Study This/study material/Interview Question/BKP/One Go - Copy.docx
+++ b/TheorynCoding/Study Material/Java Overall/Java Overall/Quick Java/oza sir/Study This/study material/Interview Question/BKP/One Go - Copy.docx
@@ -3,6 +3,7 @@
 <w:document xmlns:wpc="http://schemas.microsoft.com/office/word/2010/wordprocessingCanvas" xmlns:mc="http://schemas.openxmlformats.org/markup-compatibility/2006" xmlns:o="urn:schemas-microsoft-com:office:office" xmlns:r="http://schemas.openxmlformats.org/officeDocument/2006/relationships" xmlns:m="http://schemas.openxmlformats.org/officeDocument/2006/math" xmlns:v="urn:schemas-microsoft-com:vml" xmlns:wp14="http://schemas.microsoft.com/office/word/2010/wordprocessingDrawing" xmlns:wp="http://schemas.openxmlformats.org/drawingml/2006/wordprocessingDrawing" xmlns:w10="urn:schemas-microsoft-com:office:word" xmlns:w="http://schemas.openxmlformats.org/wordprocessingml/2006/main" xmlns:w14="http://schemas.microsoft.com/office/word/2010/wordml" xmlns:wpg="http://schemas.microsoft.com/office/word/2010/wordprocessingGroup" xmlns:wpi="http://schemas.microsoft.com/office/word/2010/wordprocessingInk" xmlns:wne="http://schemas.microsoft.com/office/word/2006/wordml" xmlns:wps="http://schemas.microsoft.com/office/word/2010/wordprocessingShape" mc:Ignorable="w14 wp14">
   <w:body>
     <w:p>
+      <w:bookmarkStart w:id="0" w:name="_GoBack"/>
       <w:r>
         <w:rPr>
           <w:highlight w:val="yellow"/>
@@ -47673,6 +47674,16 @@
       <w:pPr>
         <w:pStyle w:val="Heading1"/>
       </w:pPr>
+    </w:p>
+    <w:p>
+      <w:pPr>
+        <w:pStyle w:val="Heading1"/>
+      </w:pPr>
+    </w:p>
+    <w:p>
+      <w:pPr>
+        <w:pStyle w:val="Heading1"/>
+      </w:pPr>
       <w:r>
         <w:t>Production Scenario Questions</w:t>
       </w:r>
@@ -47681,6 +47692,11 @@
       <w:pPr>
         <w:pStyle w:val="Heading3"/>
       </w:pPr>
+    </w:p>
+    <w:p>
+      <w:pPr>
+        <w:pStyle w:val="Heading3"/>
+      </w:pPr>
       <w:r>
         <w:t>Production Debugging</w:t>
       </w:r>
@@ -47707,34 +47723,163 @@
         <w:rPr>
           <w:rStyle w:val="Strong"/>
         </w:rPr>
+        <w:t>Q671.</w:t>
+      </w:r>
+      <w:r>
+        <w:t xml:space="preserve"> Your API latency jumps from </w:t>
+      </w:r>
+      <w:r>
+        <w:rPr>
+          <w:rStyle w:val="Strong"/>
+        </w:rPr>
+        <w:t xml:space="preserve">200 </w:t>
+      </w:r>
+      <w:proofErr w:type="spellStart"/>
+      <w:r>
+        <w:rPr>
+          <w:rStyle w:val="Strong"/>
+        </w:rPr>
+        <w:t>ms</w:t>
+      </w:r>
+      <w:proofErr w:type="spellEnd"/>
+      <w:r>
+        <w:rPr>
+          <w:rStyle w:val="Strong"/>
+        </w:rPr>
+        <w:t xml:space="preserve"> to 5 seconds</w:t>
+      </w:r>
+      <w:r>
+        <w:t xml:space="preserve"> after deployment. Why?</w:t>
+      </w:r>
+    </w:p>
+    <w:p>
+      <w:pPr>
+        <w:pStyle w:val="NormalWeb"/>
+      </w:pPr>
+      <w:r>
+        <w:rPr>
+          <w:rStyle w:val="Strong"/>
+        </w:rPr>
+        <w:t>Q672.</w:t>
+      </w:r>
+      <w:r>
+        <w:t xml:space="preserve"> A Kafka consumer is running, but messages are not being processed.</w:t>
+      </w:r>
+    </w:p>
+    <w:p>
+      <w:pPr>
+        <w:pStyle w:val="NormalWeb"/>
+      </w:pPr>
+      <w:r>
+        <w:rPr>
+          <w:rStyle w:val="Strong"/>
+        </w:rPr>
+        <w:t>Q673.</w:t>
+      </w:r>
+      <w:r>
+        <w:t xml:space="preserve"> Users see stale data even though the database is updated.</w:t>
+      </w:r>
+    </w:p>
+    <w:p>
+      <w:pPr>
+        <w:pStyle w:val="NormalWeb"/>
+      </w:pPr>
+      <w:r>
+        <w:rPr>
+          <w:rStyle w:val="Strong"/>
+        </w:rPr>
+        <w:t>Q674.</w:t>
+      </w:r>
+      <w:r>
+        <w:t xml:space="preserve"> A </w:t>
+      </w:r>
+      <w:proofErr w:type="spellStart"/>
+      <w:r>
+        <w:t>microservice</w:t>
+      </w:r>
+      <w:proofErr w:type="spellEnd"/>
+      <w:r>
+        <w:t xml:space="preserve"> works locally but returns </w:t>
+      </w:r>
+      <w:r>
+        <w:rPr>
+          <w:rStyle w:val="Strong"/>
+        </w:rPr>
+        <w:t>503</w:t>
+      </w:r>
+      <w:r>
+        <w:t xml:space="preserve"> in production.</w:t>
+      </w:r>
+    </w:p>
+    <w:p>
+      <w:pPr>
+        <w:pStyle w:val="NormalWeb"/>
+      </w:pPr>
+      <w:r>
+        <w:rPr>
+          <w:rStyle w:val="Strong"/>
+        </w:rPr>
+        <w:t>Q675.</w:t>
+      </w:r>
+      <w:r>
+        <w:t xml:space="preserve"> Thread count keeps increasing, but CPU remains low. What could be the reason?</w:t>
+      </w:r>
+    </w:p>
+    <w:p>
+      <w:pPr>
+        <w:pStyle w:val="NormalWeb"/>
+      </w:pPr>
+      <w:r>
+        <w:rPr>
+          <w:rStyle w:val="Strong"/>
+        </w:rPr>
         <w:lastRenderedPageBreak/>
-        <w:t>Q671.</w:t>
-      </w:r>
-      <w:r>
-        <w:t xml:space="preserve"> Your API latency jumps from </w:t>
-      </w:r>
+        <w:t>Q676.</w:t>
+      </w:r>
+      <w:r>
+        <w:t xml:space="preserve"> One service is down. How do you stop the failure from spreading?</w:t>
+      </w:r>
+    </w:p>
+    <w:p>
+      <w:pPr>
+        <w:pStyle w:val="NormalWeb"/>
+      </w:pPr>
       <w:r>
         <w:rPr>
           <w:rStyle w:val="Strong"/>
         </w:rPr>
-        <w:t xml:space="preserve">200 </w:t>
-      </w:r>
-      <w:proofErr w:type="spellStart"/>
+        <w:t>Q677.</w:t>
+      </w:r>
+      <w:r>
+        <w:t xml:space="preserve"> Database connections are exhausted during peak traffic.</w:t>
+      </w:r>
+    </w:p>
+    <w:p>
+      <w:pPr>
+        <w:pStyle w:val="NormalWeb"/>
+      </w:pPr>
       <w:r>
         <w:rPr>
           <w:rStyle w:val="Strong"/>
         </w:rPr>
-        <w:t>ms</w:t>
-      </w:r>
-      <w:proofErr w:type="spellEnd"/>
+        <w:t>Q678.</w:t>
+      </w:r>
+      <w:r>
+        <w:t xml:space="preserve"> A retry mechanism creates duplicate payments. How would you fix it?</w:t>
+      </w:r>
+    </w:p>
+    <w:p>
+      <w:pPr>
+        <w:pStyle w:val="NormalWeb"/>
+      </w:pPr>
       <w:r>
         <w:rPr>
           <w:rStyle w:val="Strong"/>
         </w:rPr>
-        <w:t xml:space="preserve"> to 5 seconds</w:t>
-      </w:r>
-      <w:r>
-        <w:t xml:space="preserve"> after deployment. Why?</w:t>
+        <w:t>Q679.</w:t>
+      </w:r>
+      <w:r>
+        <w:t xml:space="preserve"> Logs show success, but users receive errors. How would you investigate?</w:t>
       </w:r>
     </w:p>
     <w:p>
@@ -47745,10 +47890,10 @@
         <w:rPr>
           <w:rStyle w:val="Strong"/>
         </w:rPr>
-        <w:t>Q672.</w:t>
-      </w:r>
-      <w:r>
-        <w:t xml:space="preserve"> A Kafka consumer is running, but messages are not being processed.</w:t>
+        <w:t>Q680.</w:t>
+      </w:r>
+      <w:r>
+        <w:t xml:space="preserve"> Why might a Spring Boot application suddenly consume more memory?</w:t>
       </w:r>
     </w:p>
     <w:p>
@@ -47759,10 +47904,28 @@
         <w:rPr>
           <w:rStyle w:val="Strong"/>
         </w:rPr>
-        <w:t>Q673.</w:t>
-      </w:r>
-      <w:r>
-        <w:t xml:space="preserve"> Users see stale data even though the database is updated.</w:t>
+        <w:t>Q681.</w:t>
+      </w:r>
+      <w:r>
+        <w:t xml:space="preserve"> An API works for </w:t>
+      </w:r>
+      <w:r>
+        <w:rPr>
+          <w:rStyle w:val="Strong"/>
+        </w:rPr>
+        <w:t>100 users</w:t>
+      </w:r>
+      <w:r>
+        <w:t xml:space="preserve"> but fails for </w:t>
+      </w:r>
+      <w:r>
+        <w:rPr>
+          <w:rStyle w:val="Strong"/>
+        </w:rPr>
+        <w:t>10,000 users</w:t>
+      </w:r>
+      <w:r>
+        <w:t>.</w:t>
       </w:r>
     </w:p>
     <w:p>
@@ -47773,27 +47936,24 @@
         <w:rPr>
           <w:rStyle w:val="Strong"/>
         </w:rPr>
-        <w:t>Q674.</w:t>
-      </w:r>
-      <w:r>
-        <w:t xml:space="preserve"> A </w:t>
-      </w:r>
-      <w:proofErr w:type="spellStart"/>
-      <w:r>
-        <w:t>microservice</w:t>
-      </w:r>
-      <w:proofErr w:type="spellEnd"/>
-      <w:r>
-        <w:t xml:space="preserve"> works locally but returns </w:t>
-      </w:r>
+        <w:t>Q682.</w:t>
+      </w:r>
+      <w:r>
+        <w:t xml:space="preserve"> A cache improves performance but introduces inconsistencies. How would you handle it?</w:t>
+      </w:r>
+    </w:p>
+    <w:p>
+      <w:pPr>
+        <w:pStyle w:val="NormalWeb"/>
+      </w:pPr>
       <w:r>
         <w:rPr>
           <w:rStyle w:val="Strong"/>
         </w:rPr>
-        <w:t>503</w:t>
-      </w:r>
-      <w:r>
-        <w:t xml:space="preserve"> in production.</w:t>
+        <w:t>Q683.</w:t>
+      </w:r>
+      <w:r>
+        <w:t xml:space="preserve"> A scheduled job runs twice unexpectedly. What could be the reasons?</w:t>
       </w:r>
     </w:p>
     <w:p>
@@ -47804,10 +47964,10 @@
         <w:rPr>
           <w:rStyle w:val="Strong"/>
         </w:rPr>
-        <w:t>Q675.</w:t>
-      </w:r>
-      <w:r>
-        <w:t xml:space="preserve"> Thread count keeps increasing, but CPU remains low. What could be the reason?</w:t>
+        <w:t>Q684.</w:t>
+      </w:r>
+      <w:r>
+        <w:t xml:space="preserve"> Health checks are green, but customers report outages. How would you investigate?</w:t>
       </w:r>
     </w:p>
     <w:p>
@@ -47818,10 +47978,10 @@
         <w:rPr>
           <w:rStyle w:val="Strong"/>
         </w:rPr>
-        <w:t>Q676.</w:t>
-      </w:r>
-      <w:r>
-        <w:t xml:space="preserve"> One service is down. How do you stop the failure from spreading?</w:t>
+        <w:t>Q685.</w:t>
+      </w:r>
+      <w:r>
+        <w:t xml:space="preserve"> One slow SQL query starts affecting the entire application. What would you do?</w:t>
       </w:r>
     </w:p>
     <w:p>
@@ -47832,10 +47992,19 @@
         <w:rPr>
           <w:rStyle w:val="Strong"/>
         </w:rPr>
-        <w:t>Q677.</w:t>
-      </w:r>
-      <w:r>
-        <w:t xml:space="preserve"> Database connections are exhausted during peak traffic.</w:t>
+        <w:t>Q686.</w:t>
+      </w:r>
+      <w:r>
+        <w:t xml:space="preserve"> Why can </w:t>
+      </w:r>
+      <w:r>
+        <w:rPr>
+          <w:rStyle w:val="HTMLCode"/>
+        </w:rPr>
+        <w:t>@Transactional</w:t>
+      </w:r>
+      <w:r>
+        <w:t xml:space="preserve"> fail to roll back changes?</w:t>
       </w:r>
     </w:p>
     <w:p>
@@ -47846,10 +48015,10 @@
         <w:rPr>
           <w:rStyle w:val="Strong"/>
         </w:rPr>
-        <w:t>Q678.</w:t>
-      </w:r>
-      <w:r>
-        <w:t xml:space="preserve"> A retry mechanism creates duplicate payments. How would you fix it?</w:t>
+        <w:t>Q687.</w:t>
+      </w:r>
+      <w:r>
+        <w:t xml:space="preserve"> How would you investigate a production memory leak?</w:t>
       </w:r>
     </w:p>
     <w:p>
@@ -47860,160 +48029,7 @@
         <w:rPr>
           <w:rStyle w:val="Strong"/>
         </w:rPr>
-        <w:t>Q679.</w:t>
-      </w:r>
-      <w:r>
-        <w:t xml:space="preserve"> Logs show success, but users receive errors. How would you investigate?</w:t>
-      </w:r>
-    </w:p>
-    <w:p>
-      <w:pPr>
-        <w:pStyle w:val="NormalWeb"/>
-      </w:pPr>
-      <w:r>
-        <w:rPr>
-          <w:rStyle w:val="Strong"/>
-        </w:rPr>
-        <w:t>Q680.</w:t>
-      </w:r>
-      <w:r>
-        <w:t xml:space="preserve"> Why might a Spring Boot application suddenly consume more memory?</w:t>
-      </w:r>
-    </w:p>
-    <w:p>
-      <w:pPr>
-        <w:pStyle w:val="NormalWeb"/>
-      </w:pPr>
-      <w:r>
-        <w:rPr>
-          <w:rStyle w:val="Strong"/>
-        </w:rPr>
-        <w:t>Q681.</w:t>
-      </w:r>
-      <w:r>
-        <w:t xml:space="preserve"> An API works for </w:t>
-      </w:r>
-      <w:r>
-        <w:rPr>
-          <w:rStyle w:val="Strong"/>
-        </w:rPr>
-        <w:t>100 users</w:t>
-      </w:r>
-      <w:r>
-        <w:t xml:space="preserve"> but fails for </w:t>
-      </w:r>
-      <w:r>
-        <w:rPr>
-          <w:rStyle w:val="Strong"/>
-        </w:rPr>
-        <w:t>10,000 users</w:t>
-      </w:r>
-      <w:r>
-        <w:t>.</w:t>
-      </w:r>
-    </w:p>
-    <w:p>
-      <w:pPr>
-        <w:pStyle w:val="NormalWeb"/>
-      </w:pPr>
-      <w:r>
-        <w:rPr>
-          <w:rStyle w:val="Strong"/>
-        </w:rPr>
-        <w:t>Q682.</w:t>
-      </w:r>
-      <w:r>
-        <w:t xml:space="preserve"> A cache improves performance but introduces inconsistencies. How would you handle it?</w:t>
-      </w:r>
-    </w:p>
-    <w:p>
-      <w:pPr>
-        <w:pStyle w:val="NormalWeb"/>
-      </w:pPr>
-      <w:r>
-        <w:rPr>
-          <w:rStyle w:val="Strong"/>
-        </w:rPr>
         <w:lastRenderedPageBreak/>
-        <w:t>Q683.</w:t>
-      </w:r>
-      <w:r>
-        <w:t xml:space="preserve"> A scheduled job runs twice unexpectedly. What could be the reasons?</w:t>
-      </w:r>
-    </w:p>
-    <w:p>
-      <w:pPr>
-        <w:pStyle w:val="NormalWeb"/>
-      </w:pPr>
-      <w:r>
-        <w:rPr>
-          <w:rStyle w:val="Strong"/>
-        </w:rPr>
-        <w:t>Q684.</w:t>
-      </w:r>
-      <w:r>
-        <w:t xml:space="preserve"> Health checks are green, but customers report outages. How would you investigate?</w:t>
-      </w:r>
-    </w:p>
-    <w:p>
-      <w:pPr>
-        <w:pStyle w:val="NormalWeb"/>
-      </w:pPr>
-      <w:r>
-        <w:rPr>
-          <w:rStyle w:val="Strong"/>
-        </w:rPr>
-        <w:t>Q685.</w:t>
-      </w:r>
-      <w:r>
-        <w:t xml:space="preserve"> One slow SQL query starts affecting the entire application. What would you do?</w:t>
-      </w:r>
-    </w:p>
-    <w:p>
-      <w:pPr>
-        <w:pStyle w:val="NormalWeb"/>
-      </w:pPr>
-      <w:r>
-        <w:rPr>
-          <w:rStyle w:val="Strong"/>
-        </w:rPr>
-        <w:t>Q686.</w:t>
-      </w:r>
-      <w:r>
-        <w:t xml:space="preserve"> Why can </w:t>
-      </w:r>
-      <w:r>
-        <w:rPr>
-          <w:rStyle w:val="HTMLCode"/>
-        </w:rPr>
-        <w:t>@Transactional</w:t>
-      </w:r>
-      <w:r>
-        <w:t xml:space="preserve"> fail to roll back changes?</w:t>
-      </w:r>
-    </w:p>
-    <w:p>
-      <w:pPr>
-        <w:pStyle w:val="NormalWeb"/>
-      </w:pPr>
-      <w:r>
-        <w:rPr>
-          <w:rStyle w:val="Strong"/>
-        </w:rPr>
-        <w:t>Q687.</w:t>
-      </w:r>
-      <w:r>
-        <w:t xml:space="preserve"> How would you investigate a production memory leak?</w:t>
-      </w:r>
-    </w:p>
-    <w:p>
-      <w:pPr>
-        <w:pStyle w:val="NormalWeb"/>
-      </w:pPr>
-      <w:r>
-        <w:rPr>
-          <w:rStyle w:val="Strong"/>
-        </w:rPr>
         <w:t>Q688.</w:t>
       </w:r>
       <w:r>
@@ -48137,7 +48153,6 @@
         <w:rPr>
           <w:rStyle w:val="Strong"/>
         </w:rPr>
-        <w:lastRenderedPageBreak/>
         <w:t>Q692.</w:t>
       </w:r>
       <w:r>
@@ -48249,6 +48264,7 @@
         <w:rPr>
           <w:rStyle w:val="Strong"/>
         </w:rPr>
+        <w:lastRenderedPageBreak/>
         <w:t>Q695.</w:t>
       </w:r>
       <w:r>
@@ -48458,97 +48474,97 @@
         <w:rPr>
           <w:rStyle w:val="Strong"/>
         </w:rPr>
+        <w:t>Q700.</w:t>
+      </w:r>
+      <w:r>
+        <w:t xml:space="preserve"> What is a View?</w:t>
+      </w:r>
+    </w:p>
+    <w:p>
+      <w:pPr>
+        <w:pStyle w:val="NormalWeb"/>
+      </w:pPr>
+      <w:r>
+        <w:rPr>
+          <w:rStyle w:val="Strong"/>
+        </w:rPr>
+        <w:t>Q701.</w:t>
+      </w:r>
+      <w:r>
+        <w:t xml:space="preserve"> What is an Index?</w:t>
+      </w:r>
+    </w:p>
+    <w:p>
+      <w:pPr>
+        <w:pStyle w:val="NormalWeb"/>
+      </w:pPr>
+      <w:r>
+        <w:rPr>
+          <w:rStyle w:val="Strong"/>
+        </w:rPr>
+        <w:t>Q702.</w:t>
+      </w:r>
+      <w:r>
+        <w:t xml:space="preserve"> What is </w:t>
+      </w:r>
+      <w:proofErr w:type="gramStart"/>
+      <w:r>
+        <w:rPr>
+          <w:rStyle w:val="HTMLCode"/>
+        </w:rPr>
+        <w:t>COALESCE(</w:t>
+      </w:r>
+      <w:proofErr w:type="gramEnd"/>
+      <w:r>
+        <w:rPr>
+          <w:rStyle w:val="HTMLCode"/>
+        </w:rPr>
+        <w:t>)</w:t>
+      </w:r>
+      <w:r>
+        <w:t>?</w:t>
+      </w:r>
+    </w:p>
+    <w:p>
+      <w:pPr>
+        <w:pStyle w:val="NormalWeb"/>
+      </w:pPr>
+      <w:r>
+        <w:rPr>
+          <w:rStyle w:val="Strong"/>
+        </w:rPr>
+        <w:t>Q703.</w:t>
+      </w:r>
+      <w:r>
+        <w:t xml:space="preserve"> What is the </w:t>
+      </w:r>
+      <w:r>
+        <w:rPr>
+          <w:rStyle w:val="HTMLCode"/>
+        </w:rPr>
+        <w:t>CASE WHEN</w:t>
+      </w:r>
+      <w:r>
+        <w:t xml:space="preserve"> statement?</w:t>
+      </w:r>
+    </w:p>
+    <w:p>
+      <w:pPr>
+        <w:pStyle w:val="NormalWeb"/>
+      </w:pPr>
+      <w:r>
+        <w:rPr>
+          <w:rStyle w:val="Strong"/>
+        </w:rPr>
+        <w:t>Q704.</w:t>
+      </w:r>
+      <w:r>
+        <w:t xml:space="preserve"> What is a Stored Procedure?</w:t>
+      </w:r>
+    </w:p>
+    <w:p>
+      <w:r>
         <w:lastRenderedPageBreak/>
-        <w:t>Q700.</w:t>
-      </w:r>
-      <w:r>
-        <w:t xml:space="preserve"> What is a View?</w:t>
-      </w:r>
-    </w:p>
-    <w:p>
-      <w:pPr>
-        <w:pStyle w:val="NormalWeb"/>
-      </w:pPr>
-      <w:r>
-        <w:rPr>
-          <w:rStyle w:val="Strong"/>
-        </w:rPr>
-        <w:t>Q701.</w:t>
-      </w:r>
-      <w:r>
-        <w:t xml:space="preserve"> What is an Index?</w:t>
-      </w:r>
-    </w:p>
-    <w:p>
-      <w:pPr>
-        <w:pStyle w:val="NormalWeb"/>
-      </w:pPr>
-      <w:r>
-        <w:rPr>
-          <w:rStyle w:val="Strong"/>
-        </w:rPr>
-        <w:t>Q702.</w:t>
-      </w:r>
-      <w:r>
-        <w:t xml:space="preserve"> What is </w:t>
-      </w:r>
-      <w:proofErr w:type="gramStart"/>
-      <w:r>
-        <w:rPr>
-          <w:rStyle w:val="HTMLCode"/>
-        </w:rPr>
-        <w:t>COALESCE(</w:t>
-      </w:r>
-      <w:proofErr w:type="gramEnd"/>
-      <w:r>
-        <w:rPr>
-          <w:rStyle w:val="HTMLCode"/>
-        </w:rPr>
-        <w:t>)</w:t>
-      </w:r>
-      <w:r>
-        <w:t>?</w:t>
-      </w:r>
-    </w:p>
-    <w:p>
-      <w:pPr>
-        <w:pStyle w:val="NormalWeb"/>
-      </w:pPr>
-      <w:r>
-        <w:rPr>
-          <w:rStyle w:val="Strong"/>
-        </w:rPr>
-        <w:t>Q703.</w:t>
-      </w:r>
-      <w:r>
-        <w:t xml:space="preserve"> What is the </w:t>
-      </w:r>
-      <w:r>
-        <w:rPr>
-          <w:rStyle w:val="HTMLCode"/>
-        </w:rPr>
-        <w:t>CASE WHEN</w:t>
-      </w:r>
-      <w:r>
-        <w:t xml:space="preserve"> statement?</w:t>
-      </w:r>
-    </w:p>
-    <w:p>
-      <w:pPr>
-        <w:pStyle w:val="NormalWeb"/>
-      </w:pPr>
-      <w:r>
-        <w:rPr>
-          <w:rStyle w:val="Strong"/>
-        </w:rPr>
-        <w:t>Q704.</w:t>
-      </w:r>
-      <w:r>
-        <w:t xml:space="preserve"> What is a Stored Procedure?</w:t>
-      </w:r>
-    </w:p>
-    <w:p>
-      <w:r>
         <w:pict>
           <v:rect id="_x0000_i1129" style="width:0;height:1.5pt" o:hralign="center" o:hrstd="t" o:hr="t" fillcolor="#a0a0a0" stroked="f"/>
         </w:pict>
@@ -48576,10 +48592,8 @@
         <w:t xml:space="preserve"> What are the ACID Properties?</w:t>
       </w:r>
     </w:p>
-    <w:p>
-      <w:bookmarkStart w:id="0" w:name="_GoBack"/>
-      <w:bookmarkEnd w:id="0"/>
-    </w:p>
+    <w:bookmarkEnd w:id="0"/>
+    <w:p/>
     <w:sectPr>
       <w:pgSz w:w="12962" w:h="8641" w:orient="landscape" w:code="1"/>
       <w:pgMar w:top="864" w:right="1077" w:bottom="864" w:left="1077" w:header="709" w:footer="709" w:gutter="0"/>
